--- a/MASTER_RESUME.docx
+++ b/MASTER_RESUME.docx
@@ -349,7 +349,6 @@
         <w:t>Augesys</w:t>
       </w:r>
       <w:proofErr w:type="spellEnd"/>
-      <w:proofErr w:type="gramStart"/>
       <w:r>
         <w:rPr>
           <w:rFonts w:ascii="Calibri" w:eastAsia="Calibri" w:hAnsi="Calibri" w:cs="Calibri"/>
@@ -357,16 +356,7 @@
           <w:bCs/>
         </w:rPr>
         <w:tab/>
-        <w:t xml:space="preserve">  March</w:t>
-      </w:r>
-      <w:proofErr w:type="gramEnd"/>
-      <w:r>
-        <w:rPr>
-          <w:rFonts w:ascii="Calibri" w:eastAsia="Calibri" w:hAnsi="Calibri" w:cs="Calibri"/>
-          <w:b/>
-          <w:bCs/>
-        </w:rPr>
-        <w:t xml:space="preserve"> 2026 - Present</w:t>
+        <w:t xml:space="preserve">  March 2026 - Present</w:t>
       </w:r>
     </w:p>
     <w:p>
@@ -438,19 +428,13 @@
         <w:rPr>
           <w:rFonts w:ascii="Calibri" w:eastAsia="Calibri" w:hAnsi="Calibri" w:cs="Calibri"/>
         </w:rPr>
-        <w:t>Designed a modular data collection and normalization pipeline to support reusable compliance checks across</w:t>
-      </w:r>
-      <w:r>
-        <w:rPr>
-          <w:rFonts w:ascii="Calibri" w:eastAsia="Calibri" w:hAnsi="Calibri" w:cs="Calibri"/>
-        </w:rPr>
-        <w:t xml:space="preserve"> </w:t>
-      </w:r>
-      <w:r>
-        <w:rPr>
-          <w:rFonts w:ascii="Calibri" w:eastAsia="Calibri" w:hAnsi="Calibri" w:cs="Calibri"/>
-        </w:rPr>
-        <w:t>multiple Entra policy and security configuration domains</w:t>
+        <w:t>Implemented a server-side OAuth 2.0 Authorization Code flow with OpenID Connect for Microsoft Entra ID using MSAL, including sign-in redirects, authorization-code exchange, and silent token acquisition through MSAL’s token cach</w:t>
+      </w:r>
+      <w:r>
+        <w:rPr>
+          <w:rFonts w:ascii="Calibri" w:eastAsia="Calibri" w:hAnsi="Calibri" w:cs="Calibri"/>
+        </w:rPr>
+        <w:t>e</w:t>
       </w:r>
     </w:p>
     <w:p>
@@ -473,7 +457,7 @@
         <w:rPr>
           <w:rFonts w:ascii="Calibri" w:eastAsia="Calibri" w:hAnsi="Calibri" w:cs="Calibri"/>
         </w:rPr>
-        <w:t>Implemented policy-as-code evaluation workflows using Rego/OPA to assess tenant security posture and</w:t>
+        <w:t>Designed a modular data collection and normalization pipeline to support reusable compliance checks across</w:t>
       </w:r>
       <w:r>
         <w:rPr>
@@ -485,7 +469,7 @@
         <w:rPr>
           <w:rFonts w:ascii="Calibri" w:eastAsia="Calibri" w:hAnsi="Calibri" w:cs="Calibri"/>
         </w:rPr>
-        <w:t>generate structured compliance results for reporting and follow-up actions</w:t>
+        <w:t>multiple Entra policy and security configuration domains</w:t>
       </w:r>
     </w:p>
     <w:p>
@@ -508,7 +492,7 @@
         <w:rPr>
           <w:rFonts w:ascii="Calibri" w:eastAsia="Calibri" w:hAnsi="Calibri" w:cs="Calibri"/>
         </w:rPr>
-        <w:t>Built an idempotent permission reconciliation workflow that mapped product capabilities to required</w:t>
+        <w:t>Implemented policy-as-code evaluation workflows using Rego/OPA to assess tenant security posture and</w:t>
       </w:r>
       <w:r>
         <w:rPr>
@@ -520,7 +504,7 @@
         <w:rPr>
           <w:rFonts w:ascii="Calibri" w:eastAsia="Calibri" w:hAnsi="Calibri" w:cs="Calibri"/>
         </w:rPr>
-        <w:t>permissions, compared existing assignments, and granted only missing access</w:t>
+        <w:t>generate structured compliance results for reporting and follow-up actions</w:t>
       </w:r>
     </w:p>
     <w:p>
@@ -543,7 +527,7 @@
         <w:rPr>
           <w:rFonts w:ascii="Calibri" w:eastAsia="Calibri" w:hAnsi="Calibri" w:cs="Calibri"/>
         </w:rPr>
-        <w:t>Developed a React-based operations interface that unified configuration, collection, and validation</w:t>
+        <w:t>Built an idempotent permission reconciliation workflow that mapped product capabilities to required</w:t>
       </w:r>
       <w:r>
         <w:rPr>
@@ -555,12 +539,16 @@
         <w:rPr>
           <w:rFonts w:ascii="Calibri" w:eastAsia="Calibri" w:hAnsi="Calibri" w:cs="Calibri"/>
         </w:rPr>
-        <w:t>workflows into a single control plane for faster compliance reviews</w:t>
+        <w:t>permissions, compared existing assignments, and granted only missing access</w:t>
       </w:r>
     </w:p>
     <w:p>
       <w:pPr>
         <w:pStyle w:val="ListParagraph"/>
+        <w:numPr>
+          <w:ilvl w:val="0"/>
+          <w:numId w:val="11"/>
+        </w:numPr>
         <w:tabs>
           <w:tab w:val="right" w:pos="10800"/>
           <w:tab w:val="right" w:pos="6570"/>
@@ -570,9 +558,28 @@
           <w:rFonts w:ascii="Calibri" w:eastAsia="Calibri" w:hAnsi="Calibri" w:cs="Calibri"/>
         </w:rPr>
       </w:pPr>
-    </w:p>
-    <w:p>
-      <w:pPr>
+      <w:r>
+        <w:rPr>
+          <w:rFonts w:ascii="Calibri" w:eastAsia="Calibri" w:hAnsi="Calibri" w:cs="Calibri"/>
+        </w:rPr>
+        <w:t>Developed a React-based operations interface that unified configuration, collection, and validation</w:t>
+      </w:r>
+      <w:r>
+        <w:rPr>
+          <w:rFonts w:ascii="Calibri" w:eastAsia="Calibri" w:hAnsi="Calibri" w:cs="Calibri"/>
+        </w:rPr>
+        <w:t xml:space="preserve"> </w:t>
+      </w:r>
+      <w:r>
+        <w:rPr>
+          <w:rFonts w:ascii="Calibri" w:eastAsia="Calibri" w:hAnsi="Calibri" w:cs="Calibri"/>
+        </w:rPr>
+        <w:t>workflows into a single control plane for faster compliance reviews</w:t>
+      </w:r>
+    </w:p>
+    <w:p>
+      <w:pPr>
+        <w:pStyle w:val="ListParagraph"/>
         <w:tabs>
           <w:tab w:val="right" w:pos="10800"/>
           <w:tab w:val="right" w:pos="6570"/>
@@ -582,6 +589,18 @@
           <w:rFonts w:ascii="Calibri" w:eastAsia="Calibri" w:hAnsi="Calibri" w:cs="Calibri"/>
         </w:rPr>
       </w:pPr>
+    </w:p>
+    <w:p>
+      <w:pPr>
+        <w:tabs>
+          <w:tab w:val="right" w:pos="10800"/>
+          <w:tab w:val="right" w:pos="6570"/>
+          <w:tab w:val="right" w:pos="4860"/>
+        </w:tabs>
+        <w:rPr>
+          <w:rFonts w:ascii="Calibri" w:eastAsia="Calibri" w:hAnsi="Calibri" w:cs="Calibri"/>
+        </w:rPr>
+      </w:pPr>
       <w:r>
         <w:rPr>
           <w:rFonts w:ascii="Calibri" w:eastAsia="Calibri" w:hAnsi="Calibri" w:cs="Calibri"/>
@@ -600,7 +619,6 @@
         <w:t>IpserLabs</w:t>
       </w:r>
       <w:proofErr w:type="spellEnd"/>
-      <w:proofErr w:type="gramStart"/>
       <w:r>
         <w:rPr>
           <w:rFonts w:ascii="Calibri" w:eastAsia="Calibri" w:hAnsi="Calibri" w:cs="Calibri"/>
@@ -608,16 +626,7 @@
           <w:bCs/>
         </w:rPr>
         <w:tab/>
-        <w:t xml:space="preserve">  January</w:t>
-      </w:r>
-      <w:proofErr w:type="gramEnd"/>
-      <w:r>
-        <w:rPr>
-          <w:rFonts w:ascii="Calibri" w:eastAsia="Calibri" w:hAnsi="Calibri" w:cs="Calibri"/>
-          <w:b/>
-          <w:bCs/>
-        </w:rPr>
-        <w:t xml:space="preserve"> 2025 - May 2025</w:t>
+        <w:t xml:space="preserve">  January 2025 - May 2025</w:t>
       </w:r>
     </w:p>
     <w:p>
@@ -908,21 +917,7 @@
         <w:rPr>
           <w:rFonts w:ascii="Calibri" w:eastAsia="Calibri" w:hAnsi="Calibri" w:cs="Calibri"/>
         </w:rPr>
-        <w:t xml:space="preserve">Improved data integration and reduced redundancy by 21% by writing a batch script to detect duplicate accounts, merge data into a master record, and remove redundant entries </w:t>
-      </w:r>
-      <w:proofErr w:type="gramStart"/>
-      <w:r>
-        <w:rPr>
-          <w:rFonts w:ascii="Calibri" w:eastAsia="Calibri" w:hAnsi="Calibri" w:cs="Calibri"/>
-        </w:rPr>
-        <w:t>from  1</w:t>
-      </w:r>
-      <w:proofErr w:type="gramEnd"/>
-      <w:r>
-        <w:rPr>
-          <w:rFonts w:ascii="Calibri" w:eastAsia="Calibri" w:hAnsi="Calibri" w:cs="Calibri"/>
-        </w:rPr>
-        <w:t>M+ customer account records in Salesforce CRM</w:t>
+        <w:t>Improved data integration and reduced redundancy by 21% by writing a batch script to detect duplicate accounts, merge data into a master record, and remove redundant entries from  1M+ customer account records in Salesforce CRM</w:t>
       </w:r>
     </w:p>
     <w:p>
@@ -997,7 +992,6 @@
           <w:u w:val="single"/>
         </w:rPr>
       </w:pPr>
-      <w:proofErr w:type="gramStart"/>
       <w:r>
         <w:rPr>
           <w:rFonts w:ascii="Calibri" w:eastAsia="Calibri" w:hAnsi="Calibri" w:cs="Calibri"/>
@@ -1005,17 +999,7 @@
           <w:bCs/>
           <w:u w:val="single"/>
         </w:rPr>
-        <w:t>OPEN SOURCE</w:t>
-      </w:r>
-      <w:proofErr w:type="gramEnd"/>
-      <w:r>
-        <w:rPr>
-          <w:rFonts w:ascii="Calibri" w:eastAsia="Calibri" w:hAnsi="Calibri" w:cs="Calibri"/>
-          <w:b/>
-          <w:bCs/>
-          <w:u w:val="single"/>
-        </w:rPr>
-        <w:t xml:space="preserve"> CONTRIBUTIONS</w:t>
+        <w:t>OPEN SOURCE CONTRIBUTIONS</w:t>
       </w:r>
     </w:p>
     <w:p>

--- a/MASTER_RESUME.docx
+++ b/MASTER_RESUME.docx
@@ -1,6 +1,6 @@
 
 <file path=word/document.xml><?xml version="1.0" encoding="utf-8"?>
-<w:document xmlns:wpc="http://schemas.microsoft.com/office/word/2010/wordprocessingCanvas" xmlns:cx="http://schemas.microsoft.com/office/drawing/2014/chartex" xmlns:cx1="http://schemas.microsoft.com/office/drawing/2015/9/8/chartex" xmlns:cx2="http://schemas.microsoft.com/office/drawing/2015/10/21/chartex" xmlns:cx3="http://schemas.microsoft.com/office/drawing/2016/5/9/chartex" xmlns:cx4="http://schemas.microsoft.com/office/drawing/2016/5/10/chartex" xmlns:cx5="http://schemas.microsoft.com/office/drawing/2016/5/11/chartex" xmlns:cx6="http://schemas.microsoft.com/office/drawing/2016/5/12/chartex" xmlns:cx7="http://schemas.microsoft.com/office/drawing/2016/5/13/chartex" xmlns:cx8="http://schemas.microsoft.com/office/drawing/2016/5/14/chartex" xmlns:mc="http://schemas.openxmlformats.org/markup-compatibility/2006" xmlns:aink="http://schemas.microsoft.com/office/drawing/2016/ink" xmlns:am3d="http://schemas.microsoft.com/office/drawing/2017/model3d" xmlns:o="urn:schemas-microsoft-com:office:office" xmlns:oel="http://schemas.microsoft.com/office/2019/extlst" xmlns:r="http://schemas.openxmlformats.org/officeDocument/2006/relationships" xmlns:m="http://schemas.openxmlformats.org/officeDocument/2006/math" xmlns:v="urn:schemas-microsoft-com:vml" xmlns:wp14="http://schemas.microsoft.com/office/word/2010/wordprocessingDrawing" xmlns:wp="http://schemas.openxmlformats.org/drawingml/2006/wordprocessingDrawing" xmlns:w10="urn:schemas-microsoft-com:office:word" xmlns:w="http://schemas.openxmlformats.org/wordprocessingml/2006/main" xmlns:w14="http://schemas.microsoft.com/office/word/2010/wordml" xmlns:w15="http://schemas.microsoft.com/office/word/2012/wordml" xmlns:w16cex="http://schemas.microsoft.com/office/word/2018/wordml/cex" xmlns:w16cid="http://schemas.microsoft.com/office/word/2016/wordml/cid" xmlns:w16="http://schemas.microsoft.com/office/word/2018/wordml" xmlns:w16du="http://schemas.microsoft.com/office/word/2023/wordml/word16du" xmlns:w16sdtdh="http://schemas.microsoft.com/office/word/2020/wordml/sdtdatahash" xmlns:w16sdtfl="http://schemas.microsoft.com/office/word/2024/wordml/sdtformatlock" xmlns:w16se="http://schemas.microsoft.com/office/word/2015/wordml/symex" xmlns:wpg="http://schemas.microsoft.com/office/word/2010/wordprocessingGroup" xmlns:wpi="http://schemas.microsoft.com/office/word/2010/wordprocessingInk" xmlns:wne="http://schemas.microsoft.com/office/word/2006/wordml" xmlns:wps="http://schemas.microsoft.com/office/word/2010/wordprocessingShape" mc:Ignorable="w14 w15 w16se w16cid w16 w16cex w16sdtdh w16sdtfl w16du wp14">
+<w:document xmlns:wpc="http://schemas.microsoft.com/office/word/2010/wordprocessingCanvas" xmlns:cx="http://schemas.microsoft.com/office/drawing/2014/chartex" xmlns:cx1="http://schemas.microsoft.com/office/drawing/2015/9/8/chartex" xmlns:cx2="http://schemas.microsoft.com/office/drawing/2015/10/21/chartex" xmlns:cx3="http://schemas.microsoft.com/office/drawing/2016/5/9/chartex" xmlns:cx4="http://schemas.microsoft.com/office/drawing/2016/5/10/chartex" xmlns:cx5="http://schemas.microsoft.com/office/drawing/2016/5/11/chartex" xmlns:cx6="http://schemas.microsoft.com/office/drawing/2016/5/12/chartex" xmlns:cx7="http://schemas.microsoft.com/office/drawing/2016/5/13/chartex" xmlns:cx8="http://schemas.microsoft.com/office/drawing/2016/5/14/chartex" xmlns:mc="http://schemas.openxmlformats.org/markup-compatibility/2006" xmlns:aink="http://schemas.microsoft.com/office/drawing/2016/ink" xmlns:am3d="http://schemas.microsoft.com/office/drawing/2017/model3d" xmlns:o="urn:schemas-microsoft-com:office:office" xmlns:oel="http://schemas.microsoft.com/office/2019/extlst" xmlns:r="http://schemas.openxmlformats.org/officeDocument/2006/relationships" xmlns:m="http://schemas.openxmlformats.org/officeDocument/2006/math" xmlns:v="urn:schemas-microsoft-com:vml" xmlns:wp14="http://schemas.microsoft.com/office/word/2010/wordprocessingDrawing" xmlns:wp="http://schemas.openxmlformats.org/drawingml/2006/wordprocessingDrawing" xmlns:w10="urn:schemas-microsoft-com:office:word" xmlns:w="http://schemas.openxmlformats.org/wordprocessingml/2006/main" xmlns:w14="http://schemas.microsoft.com/office/word/2010/wordml" xmlns:w15="http://schemas.microsoft.com/office/word/2012/wordml" xmlns:w16cei="http://schemas.microsoft.com/office/word/2026/wordml/cei" xmlns:w16cex="http://schemas.microsoft.com/office/word/2018/wordml/cex" xmlns:w16cid="http://schemas.microsoft.com/office/word/2016/wordml/cid" xmlns:w16="http://schemas.microsoft.com/office/word/2018/wordml" xmlns:w16du="http://schemas.microsoft.com/office/word/2023/wordml/word16du" xmlns:w16sdtdh="http://schemas.microsoft.com/office/word/2020/wordml/sdtdatahash" xmlns:w16sdtfl="http://schemas.microsoft.com/office/word/2024/wordml/sdtformatlock" xmlns:w16se="http://schemas.microsoft.com/office/word/2015/wordml/symex" xmlns:wpg="http://schemas.microsoft.com/office/word/2010/wordprocessingGroup" xmlns:wpi="http://schemas.microsoft.com/office/word/2010/wordprocessingInk" xmlns:wne="http://schemas.microsoft.com/office/word/2006/wordml" xmlns:wps="http://schemas.microsoft.com/office/word/2010/wordprocessingShape" mc:Ignorable="w14 w15 w16se w16cid w16 w16cex w16sdtdh w16sdtfl w16du wp14">
   <w:body>
     <w:p>
       <w:pPr>
@@ -235,19 +235,11 @@
         </w:rPr>
         <w:t xml:space="preserve">Frameworks &amp; Systems: </w:t>
       </w:r>
-      <w:proofErr w:type="spellStart"/>
-      <w:r>
-        <w:rPr>
-          <w:rFonts w:ascii="Calibri" w:eastAsia="Calibri" w:hAnsi="Calibri" w:cs="Calibri"/>
-        </w:rPr>
-        <w:t>FastAPI</w:t>
-      </w:r>
-      <w:proofErr w:type="spellEnd"/>
-      <w:r>
-        <w:rPr>
-          <w:rFonts w:ascii="Calibri" w:eastAsia="Calibri" w:hAnsi="Calibri" w:cs="Calibri"/>
-        </w:rPr>
-        <w:t>, Flask, Node.js, React, REST APIs, Microservices, Async Processing, Message Queues</w:t>
+      <w:r>
+        <w:rPr>
+          <w:rFonts w:ascii="Calibri" w:eastAsia="Calibri" w:hAnsi="Calibri" w:cs="Calibri"/>
+        </w:rPr>
+        <w:t>FastAPI, Flask, Node.js, React, REST APIs, Microservices, Async Processing, Message Queues</w:t>
       </w:r>
     </w:p>
     <w:p>
@@ -280,7 +272,19 @@
         <w:rPr>
           <w:rFonts w:ascii="Calibri" w:eastAsia="Calibri" w:hAnsi="Calibri" w:cs="Calibri"/>
         </w:rPr>
-        <w:t>AWS, GCP, Docker, Terraform, Serverless, RabbitMQ, GitHub Actions, LLMs, Multi-Agent Systems (Agno), YOLOv8, OCR, Git, Linux, Salesforce</w:t>
+        <w:t>AWS, GCP, Docker, Terraform, Serverless, RabbitMQ, GitHub Actions, LLMs, Multi-Agent System</w:t>
+      </w:r>
+      <w:r>
+        <w:rPr>
+          <w:rFonts w:ascii="Calibri" w:eastAsia="Calibri" w:hAnsi="Calibri" w:cs="Calibri"/>
+        </w:rPr>
+        <w:t>s</w:t>
+      </w:r>
+      <w:r>
+        <w:rPr>
+          <w:rFonts w:ascii="Calibri" w:eastAsia="Calibri" w:hAnsi="Calibri" w:cs="Calibri"/>
+        </w:rPr>
+        <w:t>, YOLOv8, OCR, Git, Linux, Salesforce</w:t>
       </w:r>
     </w:p>
     <w:p>
@@ -337,26 +341,16 @@
           <w:b/>
           <w:bCs/>
         </w:rPr>
-        <w:t xml:space="preserve">Software Development Engineer, </w:t>
-      </w:r>
-      <w:proofErr w:type="spellStart"/>
+        <w:t>Software Engineering Intern, Sedai Labs - Spot Intelligence</w:t>
+      </w:r>
       <w:r>
         <w:rPr>
           <w:rFonts w:ascii="Calibri" w:eastAsia="Calibri" w:hAnsi="Calibri" w:cs="Calibri"/>
           <w:b/>
           <w:bCs/>
         </w:rPr>
-        <w:t>Augesys</w:t>
-      </w:r>
-      <w:proofErr w:type="spellEnd"/>
-      <w:r>
-        <w:rPr>
-          <w:rFonts w:ascii="Calibri" w:eastAsia="Calibri" w:hAnsi="Calibri" w:cs="Calibri"/>
-          <w:b/>
-          <w:bCs/>
-        </w:rPr>
         <w:tab/>
-        <w:t xml:space="preserve">  March 2026 - Present</w:t>
+        <w:t xml:space="preserve">  July 2026 - Present</w:t>
       </w:r>
     </w:p>
     <w:p>
@@ -379,33 +373,7 @@
         <w:rPr>
           <w:rFonts w:ascii="Calibri" w:eastAsia="Calibri" w:hAnsi="Calibri" w:cs="Calibri"/>
         </w:rPr>
-        <w:t>Built a Python/</w:t>
-      </w:r>
-      <w:proofErr w:type="spellStart"/>
-      <w:r>
-        <w:rPr>
-          <w:rFonts w:ascii="Calibri" w:eastAsia="Calibri" w:hAnsi="Calibri" w:cs="Calibri"/>
-        </w:rPr>
-        <w:t>FastAPI</w:t>
-      </w:r>
-      <w:proofErr w:type="spellEnd"/>
-      <w:r>
-        <w:rPr>
-          <w:rFonts w:ascii="Calibri" w:eastAsia="Calibri" w:hAnsi="Calibri" w:cs="Calibri"/>
-        </w:rPr>
-        <w:t xml:space="preserve"> backend for Microsoft Entra compliance automation, collecting tenant configuration</w:t>
-      </w:r>
-      <w:r>
-        <w:rPr>
-          <w:rFonts w:ascii="Calibri" w:eastAsia="Calibri" w:hAnsi="Calibri" w:cs="Calibri"/>
-        </w:rPr>
-        <w:t xml:space="preserve"> </w:t>
-      </w:r>
-      <w:r>
-        <w:rPr>
-          <w:rFonts w:ascii="Calibri" w:eastAsia="Calibri" w:hAnsi="Calibri" w:cs="Calibri"/>
-        </w:rPr>
-        <w:t>data from Microsoft Graph APIs and configuration snapshots for policy evaluation</w:t>
+        <w:t>Developed Azure Spot pricing ingestion using the Azure Retail Prices REST API, normalizing regional SKU, operating-system, Spot, on-demand, and effective-date data while rejecting invalid pricing records</w:t>
       </w:r>
     </w:p>
     <w:p>
@@ -428,13 +396,7 @@
         <w:rPr>
           <w:rFonts w:ascii="Calibri" w:eastAsia="Calibri" w:hAnsi="Calibri" w:cs="Calibri"/>
         </w:rPr>
-        <w:t>Implemented a server-side OAuth 2.0 Authorization Code flow with OpenID Connect for Microsoft Entra ID using MSAL, including sign-in redirects, authorization-code exchange, and silent token acquisition through MSAL’s token cach</w:t>
-      </w:r>
-      <w:r>
-        <w:rPr>
-          <w:rFonts w:ascii="Calibri" w:eastAsia="Calibri" w:hAnsi="Calibri" w:cs="Calibri"/>
-        </w:rPr>
-        <w:t>e</w:t>
+        <w:t>Extended SQLModel and PostgreSQL/TimescaleDB persistence with Alembic migrations to retain Azure pricing when complete hardware metadata was unavailable and reconcile records after catalog enrichment</w:t>
       </w:r>
     </w:p>
     <w:p>
@@ -457,19 +419,7 @@
         <w:rPr>
           <w:rFonts w:ascii="Calibri" w:eastAsia="Calibri" w:hAnsi="Calibri" w:cs="Calibri"/>
         </w:rPr>
-        <w:t>Designed a modular data collection and normalization pipeline to support reusable compliance checks across</w:t>
-      </w:r>
-      <w:r>
-        <w:rPr>
-          <w:rFonts w:ascii="Calibri" w:eastAsia="Calibri" w:hAnsi="Calibri" w:cs="Calibri"/>
-        </w:rPr>
-        <w:t xml:space="preserve"> </w:t>
-      </w:r>
-      <w:r>
-        <w:rPr>
-          <w:rFonts w:ascii="Calibri" w:eastAsia="Calibri" w:hAnsi="Calibri" w:cs="Calibri"/>
-        </w:rPr>
-        <w:t>multiple Entra policy and security configuration domains</w:t>
+        <w:t>Implemented GitHub Actions CI for locked Python dependencies, pytest, Ruff, TypeScript validation, and five Docker image builds across the API, UI, and AWS, Azure, and GCP scraper services</w:t>
       </w:r>
     </w:p>
     <w:p>
@@ -492,19 +442,7 @@
         <w:rPr>
           <w:rFonts w:ascii="Calibri" w:eastAsia="Calibri" w:hAnsi="Calibri" w:cs="Calibri"/>
         </w:rPr>
-        <w:t>Implemented policy-as-code evaluation workflows using Rego/OPA to assess tenant security posture and</w:t>
-      </w:r>
-      <w:r>
-        <w:rPr>
-          <w:rFonts w:ascii="Calibri" w:eastAsia="Calibri" w:hAnsi="Calibri" w:cs="Calibri"/>
-        </w:rPr>
-        <w:t xml:space="preserve"> </w:t>
-      </w:r>
-      <w:r>
-        <w:rPr>
-          <w:rFonts w:ascii="Calibri" w:eastAsia="Calibri" w:hAnsi="Calibri" w:cs="Calibri"/>
-        </w:rPr>
-        <w:t>generate structured compliance results for reporting and follow-up actions</w:t>
+        <w:t>Built and locally validated a kind-based Kubernetes workflow that loaded five Docker images, applied Kustomize manifests, verified TimescaleDB migrations and API/UI rollouts, captured diagnostics, and cleaned up the ephemeral cluster</w:t>
       </w:r>
     </w:p>
     <w:p>
@@ -527,19 +465,56 @@
         <w:rPr>
           <w:rFonts w:ascii="Calibri" w:eastAsia="Calibri" w:hAnsi="Calibri" w:cs="Calibri"/>
         </w:rPr>
-        <w:t>Built an idempotent permission reconciliation workflow that mapped product capabilities to required</w:t>
-      </w:r>
-      <w:r>
-        <w:rPr>
-          <w:rFonts w:ascii="Calibri" w:eastAsia="Calibri" w:hAnsi="Calibri" w:cs="Calibri"/>
-        </w:rPr>
-        <w:t xml:space="preserve"> </w:t>
-      </w:r>
-      <w:r>
-        <w:rPr>
-          <w:rFonts w:ascii="Calibri" w:eastAsia="Calibri" w:hAnsi="Calibri" w:cs="Calibri"/>
-        </w:rPr>
-        <w:t>permissions, compared existing assignments, and granted only missing access</w:t>
+        <w:t>Implemented a phased GKE delivery workflow with Terraform-provisioned networking, IAM, Artifact Registry, and Workload Identity; Kustomize-based Kubernetes deployments</w:t>
+      </w:r>
+      <w:r>
+        <w:rPr>
+          <w:rFonts w:ascii="Calibri" w:eastAsia="Calibri" w:hAnsi="Calibri" w:cs="Calibri"/>
+        </w:rPr>
+        <w:t xml:space="preserve"> and</w:t>
+      </w:r>
+      <w:r>
+        <w:rPr>
+          <w:rFonts w:ascii="Calibri" w:eastAsia="Calibri" w:hAnsi="Calibri" w:cs="Calibri"/>
+        </w:rPr>
+        <w:t xml:space="preserve"> persistent TimescaleDB storage.</w:t>
+      </w:r>
+      <w:r>
+        <w:rPr>
+          <w:rFonts w:ascii="Calibri" w:eastAsia="Calibri" w:hAnsi="Calibri" w:cs="Calibri"/>
+        </w:rPr>
+        <w:br/>
+      </w:r>
+    </w:p>
+    <w:p>
+      <w:pPr>
+        <w:tabs>
+          <w:tab w:val="right" w:pos="10800"/>
+          <w:tab w:val="right" w:pos="6570"/>
+          <w:tab w:val="right" w:pos="4860"/>
+        </w:tabs>
+        <w:rPr>
+          <w:rFonts w:ascii="Calibri" w:eastAsia="Calibri" w:hAnsi="Calibri" w:cs="Calibri"/>
+          <w:b/>
+          <w:bCs/>
+        </w:rPr>
+      </w:pPr>
+      <w:r>
+        <w:rPr>
+          <w:rFonts w:ascii="Calibri" w:eastAsia="Calibri" w:hAnsi="Calibri" w:cs="Calibri"/>
+          <w:b/>
+          <w:bCs/>
+        </w:rPr>
+        <w:t>Software Development Engineer, Augesys</w:t>
+      </w:r>
+      <w:r>
+        <w:rPr>
+          <w:rFonts w:ascii="Calibri" w:eastAsia="Calibri" w:hAnsi="Calibri" w:cs="Calibri"/>
+          <w:b/>
+          <w:bCs/>
+        </w:rPr>
+        <w:tab/>
+        <w:t xml:space="preserve">  March 2026 - Present</w:t>
       </w:r>
     </w:p>
     <w:p>
@@ -562,6 +537,175 @@
         <w:rPr>
           <w:rFonts w:ascii="Calibri" w:eastAsia="Calibri" w:hAnsi="Calibri" w:cs="Calibri"/>
         </w:rPr>
+        <w:t>Built a Python/FastAPI backend for Microsoft Entra compliance automation, collecting tenant configuration</w:t>
+      </w:r>
+      <w:r>
+        <w:rPr>
+          <w:rFonts w:ascii="Calibri" w:eastAsia="Calibri" w:hAnsi="Calibri" w:cs="Calibri"/>
+        </w:rPr>
+        <w:t xml:space="preserve"> </w:t>
+      </w:r>
+      <w:r>
+        <w:rPr>
+          <w:rFonts w:ascii="Calibri" w:eastAsia="Calibri" w:hAnsi="Calibri" w:cs="Calibri"/>
+        </w:rPr>
+        <w:t>data from Microsoft Graph APIs and configuration snapshots for policy evaluation</w:t>
+      </w:r>
+    </w:p>
+    <w:p>
+      <w:pPr>
+        <w:pStyle w:val="ListParagraph"/>
+        <w:numPr>
+          <w:ilvl w:val="0"/>
+          <w:numId w:val="11"/>
+        </w:numPr>
+        <w:tabs>
+          <w:tab w:val="right" w:pos="10800"/>
+          <w:tab w:val="right" w:pos="6570"/>
+          <w:tab w:val="right" w:pos="4860"/>
+        </w:tabs>
+        <w:rPr>
+          <w:rFonts w:ascii="Calibri" w:eastAsia="Calibri" w:hAnsi="Calibri" w:cs="Calibri"/>
+        </w:rPr>
+      </w:pPr>
+      <w:r>
+        <w:rPr>
+          <w:rFonts w:ascii="Calibri" w:eastAsia="Calibri" w:hAnsi="Calibri" w:cs="Calibri"/>
+        </w:rPr>
+        <w:t>Implemented a server-side OAuth 2.0 Authorization Code flow with OpenID Connect for Microsoft Entra ID using MSAL, including sign-in redirects, authorization-code exchange, and silent token acquisition through MSAL’s token cach</w:t>
+      </w:r>
+      <w:r>
+        <w:rPr>
+          <w:rFonts w:ascii="Calibri" w:eastAsia="Calibri" w:hAnsi="Calibri" w:cs="Calibri"/>
+        </w:rPr>
+        <w:t>e</w:t>
+      </w:r>
+    </w:p>
+    <w:p>
+      <w:pPr>
+        <w:pStyle w:val="ListParagraph"/>
+        <w:numPr>
+          <w:ilvl w:val="0"/>
+          <w:numId w:val="11"/>
+        </w:numPr>
+        <w:tabs>
+          <w:tab w:val="right" w:pos="10800"/>
+          <w:tab w:val="right" w:pos="6570"/>
+          <w:tab w:val="right" w:pos="4860"/>
+        </w:tabs>
+        <w:rPr>
+          <w:rFonts w:ascii="Calibri" w:eastAsia="Calibri" w:hAnsi="Calibri" w:cs="Calibri"/>
+        </w:rPr>
+      </w:pPr>
+      <w:r>
+        <w:rPr>
+          <w:rFonts w:ascii="Calibri" w:eastAsia="Calibri" w:hAnsi="Calibri" w:cs="Calibri"/>
+        </w:rPr>
+        <w:t>Designed a modular data collection and normalization pipeline to support reusable compliance checks across</w:t>
+      </w:r>
+      <w:r>
+        <w:rPr>
+          <w:rFonts w:ascii="Calibri" w:eastAsia="Calibri" w:hAnsi="Calibri" w:cs="Calibri"/>
+        </w:rPr>
+        <w:t xml:space="preserve"> </w:t>
+      </w:r>
+      <w:r>
+        <w:rPr>
+          <w:rFonts w:ascii="Calibri" w:eastAsia="Calibri" w:hAnsi="Calibri" w:cs="Calibri"/>
+        </w:rPr>
+        <w:t>multiple Entra policy and security configuration domains</w:t>
+      </w:r>
+    </w:p>
+    <w:p>
+      <w:pPr>
+        <w:pStyle w:val="ListParagraph"/>
+        <w:numPr>
+          <w:ilvl w:val="0"/>
+          <w:numId w:val="11"/>
+        </w:numPr>
+        <w:tabs>
+          <w:tab w:val="right" w:pos="10800"/>
+          <w:tab w:val="right" w:pos="6570"/>
+          <w:tab w:val="right" w:pos="4860"/>
+        </w:tabs>
+        <w:rPr>
+          <w:rFonts w:ascii="Calibri" w:eastAsia="Calibri" w:hAnsi="Calibri" w:cs="Calibri"/>
+        </w:rPr>
+      </w:pPr>
+      <w:r>
+        <w:rPr>
+          <w:rFonts w:ascii="Calibri" w:eastAsia="Calibri" w:hAnsi="Calibri" w:cs="Calibri"/>
+        </w:rPr>
+        <w:t>Implemented policy-as-code evaluation workflows using Rego/OPA to assess tenant security posture and</w:t>
+      </w:r>
+      <w:r>
+        <w:rPr>
+          <w:rFonts w:ascii="Calibri" w:eastAsia="Calibri" w:hAnsi="Calibri" w:cs="Calibri"/>
+        </w:rPr>
+        <w:t xml:space="preserve"> </w:t>
+      </w:r>
+      <w:r>
+        <w:rPr>
+          <w:rFonts w:ascii="Calibri" w:eastAsia="Calibri" w:hAnsi="Calibri" w:cs="Calibri"/>
+        </w:rPr>
+        <w:t>generate structured compliance results for reporting and follow-up actions</w:t>
+      </w:r>
+    </w:p>
+    <w:p>
+      <w:pPr>
+        <w:pStyle w:val="ListParagraph"/>
+        <w:numPr>
+          <w:ilvl w:val="0"/>
+          <w:numId w:val="11"/>
+        </w:numPr>
+        <w:tabs>
+          <w:tab w:val="right" w:pos="10800"/>
+          <w:tab w:val="right" w:pos="6570"/>
+          <w:tab w:val="right" w:pos="4860"/>
+        </w:tabs>
+        <w:rPr>
+          <w:rFonts w:ascii="Calibri" w:eastAsia="Calibri" w:hAnsi="Calibri" w:cs="Calibri"/>
+        </w:rPr>
+      </w:pPr>
+      <w:r>
+        <w:rPr>
+          <w:rFonts w:ascii="Calibri" w:eastAsia="Calibri" w:hAnsi="Calibri" w:cs="Calibri"/>
+        </w:rPr>
+        <w:t>Built an idempotent permission reconciliation workflow that mapped product capabilities to required</w:t>
+      </w:r>
+      <w:r>
+        <w:rPr>
+          <w:rFonts w:ascii="Calibri" w:eastAsia="Calibri" w:hAnsi="Calibri" w:cs="Calibri"/>
+        </w:rPr>
+        <w:t xml:space="preserve"> </w:t>
+      </w:r>
+      <w:r>
+        <w:rPr>
+          <w:rFonts w:ascii="Calibri" w:eastAsia="Calibri" w:hAnsi="Calibri" w:cs="Calibri"/>
+        </w:rPr>
+        <w:t>permissions, compared existing assignments, and granted only missing access</w:t>
+      </w:r>
+    </w:p>
+    <w:p>
+      <w:pPr>
+        <w:pStyle w:val="ListParagraph"/>
+        <w:numPr>
+          <w:ilvl w:val="0"/>
+          <w:numId w:val="11"/>
+        </w:numPr>
+        <w:tabs>
+          <w:tab w:val="right" w:pos="10800"/>
+          <w:tab w:val="right" w:pos="6570"/>
+          <w:tab w:val="right" w:pos="4860"/>
+        </w:tabs>
+        <w:rPr>
+          <w:rFonts w:ascii="Calibri" w:eastAsia="Calibri" w:hAnsi="Calibri" w:cs="Calibri"/>
+        </w:rPr>
+      </w:pPr>
+      <w:r>
+        <w:rPr>
+          <w:rFonts w:ascii="Calibri" w:eastAsia="Calibri" w:hAnsi="Calibri" w:cs="Calibri"/>
+        </w:rPr>
         <w:t>Developed a React-based operations interface that unified configuration, collection, and validation</w:t>
       </w:r>
       <w:r>
@@ -607,18 +751,8 @@
           <w:b/>
           <w:bCs/>
         </w:rPr>
-        <w:t xml:space="preserve">Software Development Intern, </w:t>
-      </w:r>
-      <w:proofErr w:type="spellStart"/>
-      <w:r>
-        <w:rPr>
-          <w:rFonts w:ascii="Calibri" w:eastAsia="Calibri" w:hAnsi="Calibri" w:cs="Calibri"/>
-          <w:b/>
-          <w:bCs/>
-        </w:rPr>
-        <w:t>IpserLabs</w:t>
-      </w:r>
-      <w:proofErr w:type="spellEnd"/>
+        <w:t>Software Development Intern, IpserLabs</w:t>
+      </w:r>
       <w:r>
         <w:rPr>
           <w:rFonts w:ascii="Calibri" w:eastAsia="Calibri" w:hAnsi="Calibri" w:cs="Calibri"/>
@@ -940,6 +1074,7 @@
         <w:rPr>
           <w:rFonts w:ascii="Calibri" w:eastAsia="Calibri" w:hAnsi="Calibri" w:cs="Calibri"/>
         </w:rPr>
+        <w:lastRenderedPageBreak/>
         <w:t>Expanded dashboard alert management with homepage counters and contextual policy-level alerts for 30K+ users</w:t>
       </w:r>
     </w:p>
@@ -1067,21 +1202,7 @@
         <w:rPr>
           <w:rFonts w:ascii="Calibri" w:eastAsia="Calibri" w:hAnsi="Calibri" w:cs="Calibri"/>
         </w:rPr>
-        <w:t xml:space="preserve">Designed, developed, and implemented an E2E ingestion pipeline, a 2-stage GitHub Actions workflow, and a </w:t>
-      </w:r>
-      <w:proofErr w:type="spellStart"/>
-      <w:r>
-        <w:rPr>
-          <w:rFonts w:ascii="Calibri" w:eastAsia="Calibri" w:hAnsi="Calibri" w:cs="Calibri"/>
-        </w:rPr>
-        <w:t>ResultParser</w:t>
-      </w:r>
-      <w:proofErr w:type="spellEnd"/>
-      <w:r>
-        <w:rPr>
-          <w:rFonts w:ascii="Calibri" w:eastAsia="Calibri" w:hAnsi="Calibri" w:cs="Calibri"/>
-        </w:rPr>
-        <w:t xml:space="preserve"> that detects new Licensing Board PDFs, scrapes structured results, and updates the public dataset via automated PRs.</w:t>
+        <w:t>Designed, developed, and implemented an E2E ingestion pipeline, a 2-stage GitHub Actions workflow, and a ResultParser that detects new Licensing Board PDFs, scrapes structured results, and updates the public dataset via automated PRs.</w:t>
       </w:r>
     </w:p>
     <w:p>
@@ -1165,42 +1286,19 @@
           <w:b/>
           <w:bCs/>
         </w:rPr>
-        <w:lastRenderedPageBreak/>
         <w:t xml:space="preserve">Visual Objects: </w:t>
       </w:r>
       <w:r>
         <w:rPr>
           <w:rFonts w:ascii="Calibri" w:eastAsia="Calibri" w:hAnsi="Calibri" w:cs="Calibri"/>
         </w:rPr>
-        <w:t xml:space="preserve">Developed and deployed an interactive canvas-based </w:t>
-      </w:r>
-      <w:proofErr w:type="spellStart"/>
-      <w:r>
-        <w:rPr>
-          <w:rFonts w:ascii="Calibri" w:eastAsia="Calibri" w:hAnsi="Calibri" w:cs="Calibri"/>
-        </w:rPr>
-        <w:t>labeling</w:t>
-      </w:r>
-      <w:proofErr w:type="spellEnd"/>
-      <w:r>
-        <w:rPr>
-          <w:rFonts w:ascii="Calibri" w:eastAsia="Calibri" w:hAnsi="Calibri" w:cs="Calibri"/>
-        </w:rPr>
-        <w:t xml:space="preserve"> tool for accurate object annotation in detection images using React, </w:t>
-      </w:r>
-      <w:proofErr w:type="spellStart"/>
-      <w:r>
-        <w:rPr>
-          <w:rFonts w:ascii="Calibri" w:eastAsia="Calibri" w:hAnsi="Calibri" w:cs="Calibri"/>
-        </w:rPr>
-        <w:t>Konva</w:t>
-      </w:r>
-      <w:proofErr w:type="spellEnd"/>
-      <w:r>
-        <w:rPr>
-          <w:rFonts w:ascii="Calibri" w:eastAsia="Calibri" w:hAnsi="Calibri" w:cs="Calibri"/>
-        </w:rPr>
-        <w:t>, Flask, Nginx, Heroku, Docker, and GitHub Actions. Enabled scalable, serverless inference with minimal latency by converting YOLO to ONNX to reduce the size by 78%, then hosting it on AWS Lambda.</w:t>
+        <w:t>Developed and deployed an interactive canvas-based labeling</w:t>
+      </w:r>
+      <w:r>
+        <w:rPr>
+          <w:rFonts w:ascii="Calibri" w:eastAsia="Calibri" w:hAnsi="Calibri" w:cs="Calibri"/>
+        </w:rPr>
+        <w:t xml:space="preserve"> tool for accurate object annotation in detection images using React, Konva, Flask, Nginx, Heroku, Docker, and GitHub Actions. Enabled scalable, serverless inference with minimal latency by converting YOLO to ONNX to reduce the size by 78%, then hosting it on AWS Lambda.</w:t>
       </w:r>
     </w:p>
     <w:p>
@@ -1231,16 +1329,8 @@
         <w:rPr>
           <w:rFonts w:ascii="Calibri" w:eastAsia="Calibri" w:hAnsi="Calibri" w:cs="Calibri"/>
         </w:rPr>
-        <w:t xml:space="preserve">Designed and deployed a GCP backend using Terraform with custom VPCs and HTTPS load balancing. Built a Node.js REST API with </w:t>
-      </w:r>
-      <w:proofErr w:type="spellStart"/>
-      <w:r>
-        <w:rPr>
-          <w:rFonts w:ascii="Calibri" w:eastAsia="Calibri" w:hAnsi="Calibri" w:cs="Calibri"/>
-        </w:rPr>
-        <w:t>Sequelize</w:t>
-      </w:r>
-      <w:proofErr w:type="spellEnd"/>
+        <w:t>Designed and deployed a GCP backend using Terraform with custom VPCs and HTTPS load balancing. Built a Node.js REST API with Sequelize</w:t>
+      </w:r>
       <w:r>
         <w:rPr>
           <w:rFonts w:ascii="Calibri" w:eastAsia="Calibri" w:hAnsi="Calibri" w:cs="Calibri"/>
@@ -1337,21 +1427,7 @@
         <w:rPr>
           <w:rFonts w:ascii="Calibri" w:eastAsia="Calibri" w:hAnsi="Calibri" w:cs="Calibri"/>
         </w:rPr>
-        <w:t>BTech in Electrical/</w:t>
-      </w:r>
-      <w:proofErr w:type="spellStart"/>
-      <w:r>
-        <w:rPr>
-          <w:rFonts w:ascii="Calibri" w:eastAsia="Calibri" w:hAnsi="Calibri" w:cs="Calibri"/>
-        </w:rPr>
-        <w:t>Electronics</w:t>
-      </w:r>
-      <w:proofErr w:type="spellEnd"/>
-      <w:r>
-        <w:rPr>
-          <w:rFonts w:ascii="Calibri" w:eastAsia="Calibri" w:hAnsi="Calibri" w:cs="Calibri"/>
-        </w:rPr>
-        <w:t xml:space="preserve"> Engineering, College of Engineering Trivandrum </w:t>
+        <w:t xml:space="preserve">BTech in Electrical/Electronics Engineering, College of Engineering Trivandrum </w:t>
       </w:r>
       <w:r>
         <w:rPr>
@@ -1372,7 +1448,7 @@
 </file>
 
 <file path=word/numbering.xml><?xml version="1.0" encoding="utf-8"?>
-<w:numbering xmlns:wpc="http://schemas.microsoft.com/office/word/2010/wordprocessingCanvas" xmlns:cx="http://schemas.microsoft.com/office/drawing/2014/chartex" xmlns:cx1="http://schemas.microsoft.com/office/drawing/2015/9/8/chartex" xmlns:cx2="http://schemas.microsoft.com/office/drawing/2015/10/21/chartex" xmlns:cx3="http://schemas.microsoft.com/office/drawing/2016/5/9/chartex" xmlns:cx4="http://schemas.microsoft.com/office/drawing/2016/5/10/chartex" xmlns:cx5="http://schemas.microsoft.com/office/drawing/2016/5/11/chartex" xmlns:cx6="http://schemas.microsoft.com/office/drawing/2016/5/12/chartex" xmlns:cx7="http://schemas.microsoft.com/office/drawing/2016/5/13/chartex" xmlns:cx8="http://schemas.microsoft.com/office/drawing/2016/5/14/chartex" xmlns:mc="http://schemas.openxmlformats.org/markup-compatibility/2006" xmlns:aink="http://schemas.microsoft.com/office/drawing/2016/ink" xmlns:am3d="http://schemas.microsoft.com/office/drawing/2017/model3d" xmlns:o="urn:schemas-microsoft-com:office:office" xmlns:oel="http://schemas.microsoft.com/office/2019/extlst" xmlns:r="http://schemas.openxmlformats.org/officeDocument/2006/relationships" xmlns:m="http://schemas.openxmlformats.org/officeDocument/2006/math" xmlns:v="urn:schemas-microsoft-com:vml" xmlns:wp14="http://schemas.microsoft.com/office/word/2010/wordprocessingDrawing" xmlns:wp="http://schemas.openxmlformats.org/drawingml/2006/wordprocessingDrawing" xmlns:w10="urn:schemas-microsoft-com:office:word" xmlns:w="http://schemas.openxmlformats.org/wordprocessingml/2006/main" xmlns:w14="http://schemas.microsoft.com/office/word/2010/wordml" xmlns:w15="http://schemas.microsoft.com/office/word/2012/wordml" xmlns:w16cex="http://schemas.microsoft.com/office/word/2018/wordml/cex" xmlns:w16cid="http://schemas.microsoft.com/office/word/2016/wordml/cid" xmlns:w16="http://schemas.microsoft.com/office/word/2018/wordml" xmlns:w16du="http://schemas.microsoft.com/office/word/2023/wordml/word16du" xmlns:w16sdtdh="http://schemas.microsoft.com/office/word/2020/wordml/sdtdatahash" xmlns:w16sdtfl="http://schemas.microsoft.com/office/word/2024/wordml/sdtformatlock" xmlns:w16se="http://schemas.microsoft.com/office/word/2015/wordml/symex" xmlns:wpg="http://schemas.microsoft.com/office/word/2010/wordprocessingGroup" xmlns:wpi="http://schemas.microsoft.com/office/word/2010/wordprocessingInk" xmlns:wne="http://schemas.microsoft.com/office/word/2006/wordml" xmlns:wps="http://schemas.microsoft.com/office/word/2010/wordprocessingShape" mc:Ignorable="w14 w15 w16se w16cid w16 w16cex w16sdtdh w16sdtfl w16du wp14">
+<w:numbering xmlns:wpc="http://schemas.microsoft.com/office/word/2010/wordprocessingCanvas" xmlns:cx="http://schemas.microsoft.com/office/drawing/2014/chartex" xmlns:cx1="http://schemas.microsoft.com/office/drawing/2015/9/8/chartex" xmlns:cx2="http://schemas.microsoft.com/office/drawing/2015/10/21/chartex" xmlns:cx3="http://schemas.microsoft.com/office/drawing/2016/5/9/chartex" xmlns:cx4="http://schemas.microsoft.com/office/drawing/2016/5/10/chartex" xmlns:cx5="http://schemas.microsoft.com/office/drawing/2016/5/11/chartex" xmlns:cx6="http://schemas.microsoft.com/office/drawing/2016/5/12/chartex" xmlns:cx7="http://schemas.microsoft.com/office/drawing/2016/5/13/chartex" xmlns:cx8="http://schemas.microsoft.com/office/drawing/2016/5/14/chartex" xmlns:mc="http://schemas.openxmlformats.org/markup-compatibility/2006" xmlns:aink="http://schemas.microsoft.com/office/drawing/2016/ink" xmlns:am3d="http://schemas.microsoft.com/office/drawing/2017/model3d" xmlns:o="urn:schemas-microsoft-com:office:office" xmlns:oel="http://schemas.microsoft.com/office/2019/extlst" xmlns:r="http://schemas.openxmlformats.org/officeDocument/2006/relationships" xmlns:m="http://schemas.openxmlformats.org/officeDocument/2006/math" xmlns:v="urn:schemas-microsoft-com:vml" xmlns:wp14="http://schemas.microsoft.com/office/word/2010/wordprocessingDrawing" xmlns:wp="http://schemas.openxmlformats.org/drawingml/2006/wordprocessingDrawing" xmlns:w10="urn:schemas-microsoft-com:office:word" xmlns:w="http://schemas.openxmlformats.org/wordprocessingml/2006/main" xmlns:w14="http://schemas.microsoft.com/office/word/2010/wordml" xmlns:w15="http://schemas.microsoft.com/office/word/2012/wordml" xmlns:w16cei="http://schemas.microsoft.com/office/word/2026/wordml/cei" xmlns:w16cex="http://schemas.microsoft.com/office/word/2018/wordml/cex" xmlns:w16cid="http://schemas.microsoft.com/office/word/2016/wordml/cid" xmlns:w16="http://schemas.microsoft.com/office/word/2018/wordml" xmlns:w16du="http://schemas.microsoft.com/office/word/2023/wordml/word16du" xmlns:w16sdtdh="http://schemas.microsoft.com/office/word/2020/wordml/sdtdatahash" xmlns:w16sdtfl="http://schemas.microsoft.com/office/word/2024/wordml/sdtformatlock" xmlns:w16se="http://schemas.microsoft.com/office/word/2015/wordml/symex" xmlns:wpg="http://schemas.microsoft.com/office/word/2010/wordprocessingGroup" xmlns:wpi="http://schemas.microsoft.com/office/word/2010/wordprocessingInk" xmlns:wne="http://schemas.microsoft.com/office/word/2006/wordml" xmlns:wps="http://schemas.microsoft.com/office/word/2010/wordprocessingShape" mc:Ignorable="w14 w15 w16se w16cid w16 w16cex w16sdtdh w16sdtfl w16du wp14">
   <w:abstractNum w:abstractNumId="0" w15:restartNumberingAfterBreak="0">
     <w:nsid w:val="098D0FD8"/>
     <w:multiLevelType w:val="multilevel"/>
